--- a/docs/local/DOCX/_5eS1-S1-2.docx
+++ b/docs/local/DOCX/_5eS1-S1-2.docx
@@ -18,13 +18,13 @@
       </w:tblPr>
       <w:tblGrid>
         <w:gridCol w:w="3625"/>
-        <w:gridCol w:w="3583"/>
-        <w:gridCol w:w="3582"/>
+        <w:gridCol w:w="3458"/>
+        <w:gridCol w:w="3707"/>
       </w:tblGrid>
       <w:tr>
         <w:tc>
           <w:tcPr>
-            <w:tcW w:w="3596" w:type="dxa"/>
+            <w:tcW w:w="3625" w:type="dxa"/>
           </w:tcPr>
           <w:p>
             <w:pPr>
@@ -40,16 +40,16 @@
                 <w:color w:val="000000" w:themeColor="text1"/>
               </w:rPr>
               <w:drawing>
-                <wp:anchor distT="0" distB="0" distL="114300" distR="114300" simplePos="0" relativeHeight="251659264" behindDoc="0" locked="0" layoutInCell="1" allowOverlap="1" wp14:anchorId="43D423C0" wp14:editId="3C6C4C8D">
+                <wp:anchor distT="0" distB="0" distL="114300" distR="114300" simplePos="0" relativeHeight="251659264" behindDoc="0" locked="0" layoutInCell="1" allowOverlap="1" wp14:anchorId="43D423C0" wp14:editId="440B58DE">
                   <wp:simplePos x="0" y="0"/>
                   <wp:positionH relativeFrom="column">
-                    <wp:posOffset>-2540</wp:posOffset>
+                    <wp:posOffset>158750</wp:posOffset>
                   </wp:positionH>
                   <wp:positionV relativeFrom="margin">
-                    <wp:posOffset>24130</wp:posOffset>
+                    <wp:posOffset>54640</wp:posOffset>
                   </wp:positionV>
-                  <wp:extent cx="2164715" cy="1261745"/>
-                  <wp:effectExtent l="0" t="0" r="0" b="0"/>
+                  <wp:extent cx="1833880" cy="1040130"/>
+                  <wp:effectExtent l="0" t="0" r="0" b="1270"/>
                   <wp:wrapSquare wrapText="bothSides"/>
                   <wp:docPr id="905082273" name="Image 1"/>
                   <wp:cNvGraphicFramePr>
@@ -76,7 +76,7 @@
                         <pic:spPr bwMode="auto">
                           <a:xfrm>
                             <a:off x="0" y="0"/>
-                            <a:ext cx="2164715" cy="1261745"/>
+                            <a:ext cx="1833880" cy="1040130"/>
                           </a:xfrm>
                           <a:prstGeom prst="rect">
                             <a:avLst/>
@@ -132,7 +132,7 @@
               <w:rPr>
                 <w:rFonts w:ascii="Aptos" w:hAnsi="Aptos"/>
               </w:rPr>
-              <w:t>t</w:t>
+              <w:t>T</w:t>
             </w:r>
             <w:r>
               <w:rPr>
@@ -178,41 +178,10 @@
               <w:t>e</w:t>
             </w:r>
           </w:p>
-          <w:p>
-            <w:pPr>
-              <w:rPr>
-                <w:rFonts w:ascii="Aptos" w:hAnsi="Aptos"/>
-              </w:rPr>
-            </w:pPr>
-            <w:r>
-              <w:rPr>
-                <w:rFonts w:ascii="Aptos" w:hAnsi="Aptos"/>
-              </w:rPr>
-              <w:t xml:space="preserve">SPC </w:t>
-            </w:r>
-            <w:r>
-              <w:rPr>
-                <w:rFonts w:ascii="Aptos" w:hAnsi="Aptos"/>
-              </w:rPr>
-              <w:sym w:font="Symbol" w:char="F0AE"/>
-            </w:r>
-            <w:r>
-              <w:rPr>
-                <w:rFonts w:ascii="Aptos" w:hAnsi="Aptos"/>
-              </w:rPr>
-              <w:t xml:space="preserve"> </w:t>
-            </w:r>
-            <w:r>
-              <w:rPr>
-                <w:rFonts w:ascii="Aptos" w:hAnsi="Aptos"/>
-              </w:rPr>
-              <w:t>L'énergie qu'est-ce que c'est</w:t>
-            </w:r>
-          </w:p>
         </w:tc>
         <w:tc>
           <w:tcPr>
-            <w:tcW w:w="3597" w:type="dxa"/>
+            <w:tcW w:w="3458" w:type="dxa"/>
           </w:tcPr>
           <w:p>
             <w:pPr>
@@ -234,25 +203,11 @@
                 <w:rFonts w:ascii="Aptos" w:hAnsi="Aptos"/>
               </w:rPr>
             </w:pPr>
-          </w:p>
-          <w:p>
-            <w:pPr>
-              <w:rPr>
-                <w:rFonts w:ascii="Aptos" w:hAnsi="Aptos"/>
-              </w:rPr>
-            </w:pPr>
-          </w:p>
-          <w:p>
-            <w:pPr>
-              <w:rPr>
-                <w:rFonts w:ascii="Aptos" w:hAnsi="Aptos"/>
-              </w:rPr>
-            </w:pPr>
             <w:r>
               <w:rPr>
                 <w:rFonts w:ascii="Aptos" w:hAnsi="Aptos"/>
               </w:rPr>
-              <w:t>NOM : __________________________</w:t>
+              <w:t>NOM : _________________________</w:t>
             </w:r>
           </w:p>
           <w:p>
@@ -264,14 +219,7 @@
           </w:p>
           <w:p>
             <w:pPr>
-              <w:rPr>
-                <w:rFonts w:ascii="Aptos" w:hAnsi="Aptos"/>
-              </w:rPr>
-            </w:pPr>
-          </w:p>
-          <w:p>
-            <w:pPr>
-              <w:spacing w:line="360" w:lineRule="auto"/>
+              <w:spacing w:line="600" w:lineRule="auto"/>
               <w:rPr>
                 <w:rFonts w:ascii="Aptos" w:hAnsi="Aptos"/>
               </w:rPr>
@@ -287,13 +235,13 @@
               <w:rPr>
                 <w:rFonts w:ascii="Aptos" w:hAnsi="Aptos"/>
               </w:rPr>
-              <w:t>PRÉNOM : ______________________</w:t>
+              <w:t>PRÉNOM : _____________________</w:t>
             </w:r>
           </w:p>
         </w:tc>
         <w:tc>
           <w:tcPr>
-            <w:tcW w:w="3597" w:type="dxa"/>
+            <w:tcW w:w="3707" w:type="dxa"/>
           </w:tcPr>
           <w:p>
             <w:pPr>
@@ -319,17 +267,25 @@
           </w:p>
           <w:p>
             <w:pPr>
-              <w:spacing w:line="360" w:lineRule="auto"/>
+              <w:spacing w:line="276" w:lineRule="auto"/>
               <w:jc w:val="center"/>
               <w:rPr>
-                <w:rFonts w:ascii="Aptos" w:hAnsi="Aptos"/>
+                <w:rFonts w:ascii="Amasis MT Pro Light" w:hAnsi="Amasis MT Pro Light"/>
+                <w:i/>
+                <w:iCs/>
+                <w:sz w:val="28"/>
+                <w:szCs w:val="32"/>
               </w:rPr>
             </w:pPr>
             <w:r>
               <w:rPr>
-                <w:rFonts w:ascii="Aptos" w:hAnsi="Aptos"/>
-              </w:rPr>
-              <w:t>Première séquence</w:t>
+                <w:rFonts w:ascii="Amasis MT Pro Light" w:hAnsi="Amasis MT Pro Light"/>
+                <w:i/>
+                <w:iCs/>
+                <w:sz w:val="28"/>
+                <w:szCs w:val="32"/>
+              </w:rPr>
+              <w:t>SPC</w:t>
             </w:r>
           </w:p>
           <w:p>
@@ -337,14 +293,10 @@
               <w:spacing w:line="276" w:lineRule="auto"/>
               <w:rPr>
                 <w:rFonts w:ascii="Aptos" w:hAnsi="Aptos"/>
-              </w:rPr>
-            </w:pPr>
-          </w:p>
-          <w:p>
-            <w:pPr>
-              <w:spacing w:line="600" w:lineRule="auto"/>
-              <w:rPr>
-                <w:rFonts w:ascii="Aptos" w:hAnsi="Aptos"/>
+                <w:i/>
+                <w:iCs/>
+                <w:sz w:val="32"/>
+                <w:szCs w:val="36"/>
               </w:rPr>
             </w:pPr>
           </w:p>
@@ -358,7 +310,19 @@
               <w:rPr>
                 <w:rFonts w:ascii="Aptos" w:hAnsi="Aptos"/>
               </w:rPr>
-              <w:t>TOTAL : _________________________</w:t>
+              <w:t>TOTAL : _____</w:t>
+            </w:r>
+            <w:r>
+              <w:rPr>
+                <w:rFonts w:ascii="Aptos" w:hAnsi="Aptos"/>
+              </w:rPr>
+              <w:t>__</w:t>
+            </w:r>
+            <w:r>
+              <w:rPr>
+                <w:rFonts w:ascii="Aptos" w:hAnsi="Aptos"/>
+              </w:rPr>
+              <w:t>____________________</w:t>
             </w:r>
           </w:p>
         </w:tc>
@@ -419,10 +383,7 @@
               <w:t xml:space="preserve">I. </w:t>
             </w:r>
             <w:r>
-              <w:rPr>
-                <w:rFonts w:ascii="Aptos" w:hAnsi="Aptos"/>
-              </w:rPr>
-              <w:t>Définition d'énergie de la part de l'élève</w:t>
+              <w:t>Donne ta définition de l'énergie.</w:t>
             </w:r>
           </w:p>
         </w:tc>
@@ -459,27 +420,7 @@
               <w:jc w:val="both"/>
             </w:pPr>
             <w:r>
-              <w:t xml:space="preserve">À partir du travail mené lors du cours précédent, écrivez votre propre définition de l'énergie. Complétez la phrase </w:t>
-            </w:r>
-            <w:r>
-              <w:t>« </w:t>
-            </w:r>
-            <w:r>
-              <w:rPr>
-                <w:i/>
-                <w:iCs/>
-              </w:rPr>
-              <w:t>Selon moi, l'énergie, c'est…</w:t>
-            </w:r>
-            <w:r>
-              <w:rPr>
-                <w:i/>
-                <w:iCs/>
-              </w:rPr>
-              <w:t> ».</w:t>
-            </w:r>
-            <w:r>
-              <w:t xml:space="preserve"> Écrivez avec vos propres mots. Vous pouvez vous appuyer sur un exemple, sur une comparaison, ou sur ce qui manque quand il n'y en a plus.</w:t>
+              <w:t>À partir du travail mené lors du cours précédent, écris ta propre définition de l'énergie. Complète la phrase « Selon moi, l'énergie, c'est… ». Écris avec tes propres mots. Tu peux t'appuyer sur un exemple, sur une comparaison, ou sur ce qui manque quand il n'y en a plus.</w:t>
             </w:r>
           </w:p>
         </w:tc>
@@ -492,13 +433,8 @@
           <w:p>
             <w:pPr>
               <w:spacing w:line="360" w:lineRule="auto"/>
-            </w:pPr>
-          </w:p>
-          <w:p>
-            <w:pPr>
-              <w:spacing w:line="360" w:lineRule="auto"/>
-              <w:rPr>
-                <w:rFonts w:ascii="Apple Chancery" w:eastAsia="Brush Script MT" w:hAnsi="Apple Chancery" w:cs="Apple Chancery" w:hint="cs"/>
+              <w:rPr>
+                <w:rFonts w:ascii="Apple Chancery" w:eastAsia="Brush Script MT" w:hAnsi="Apple Chancery" w:cs="Apple Chancery"/>
                 <w:sz w:val="32"/>
                 <w:szCs w:val="36"/>
               </w:rPr>
@@ -1670,6 +1606,7 @@
   <w:style w:type="character" w:default="1" w:styleId="Policepardfaut">
     <w:name w:val="Default Paragraph Font"/>
     <w:uiPriority w:val="1"/>
+    <w:semiHidden/>
     <w:unhideWhenUsed/>
   </w:style>
   <w:style w:type="table" w:default="1" w:styleId="TableauNormal">
